--- a/paidagogiko/ΠΡΥ 060 - Διδακτική Πληροφορικής ΙΙ/assignment-anastoxasmos-25-10-2026 - Α52.Μ2/Σχέδιο Μαθήματος.docx
+++ b/paidagogiko/ΠΡΥ 060 - Διδακτική Πληροφορικής ΙΙ/assignment-anastoxasmos-25-10-2026 - Α52.Μ2/Σχέδιο Μαθήματος.docx
@@ -307,21 +307,12 @@
                 <w:bCs/>
               </w:rPr>
             </w:pPr>
-            <w:proofErr w:type="spellStart"/>
             <w:r>
               <w:rPr>
                 <w:b/>
                 <w:bCs/>
               </w:rPr>
-              <w:t>Αρ</w:t>
-            </w:r>
-            <w:proofErr w:type="spellEnd"/>
-            <w:r>
-              <w:rPr>
-                <w:b/>
-                <w:bCs/>
-              </w:rPr>
-              <w:t>. Μαθητών:</w:t>
+              <w:t>Αρ. Μαθητών:</w:t>
             </w:r>
           </w:p>
         </w:tc>
@@ -479,17 +470,8 @@
           <w:rFonts w:cs="Arial"/>
           <w:color w:val="000000"/>
         </w:rPr>
-        <w:t>Οι μαθητές/</w:t>
+        <w:t>Οι μαθητές/τριες</w:t>
       </w:r>
-      <w:proofErr w:type="spellStart"/>
-      <w:r>
-        <w:rPr>
-          <w:rFonts w:cs="Arial"/>
-          <w:color w:val="000000"/>
-        </w:rPr>
-        <w:t>τριες</w:t>
-      </w:r>
-      <w:proofErr w:type="spellEnd"/>
       <w:r>
         <w:rPr>
           <w:rFonts w:cs="Arial"/>
@@ -703,25 +685,7 @@
           <w:szCs w:val="22"/>
           <w:lang w:val="en-GB"/>
         </w:rPr>
-        <w:t xml:space="preserve">Inbox, Send, Delete, Reply, </w:t>
-      </w:r>
-      <w:proofErr w:type="gramStart"/>
-      <w:r>
-        <w:rPr>
-          <w:sz w:val="22"/>
-          <w:szCs w:val="22"/>
-          <w:lang w:val="en-GB"/>
-        </w:rPr>
-        <w:t>Reply</w:t>
-      </w:r>
-      <w:proofErr w:type="gramEnd"/>
-      <w:r>
-        <w:rPr>
-          <w:sz w:val="22"/>
-          <w:szCs w:val="22"/>
-          <w:lang w:val="en-GB"/>
-        </w:rPr>
-        <w:t xml:space="preserve"> all, Forward, Cc, Bcc, Attach, Open, Save, Save as, Contacts. </w:t>
+        <w:t xml:space="preserve">Inbox, Send, Delete, Reply, Reply all, Forward, Cc, Bcc, Attach, Open, Save, Save as, Contacts. </w:t>
       </w:r>
     </w:p>
     <w:p>
@@ -770,19 +734,8 @@
           <w:sz w:val="22"/>
           <w:szCs w:val="22"/>
         </w:rPr>
-        <w:t>Οι μαθητές/</w:t>
+        <w:t>Οι μαθητές/τριες</w:t>
       </w:r>
-      <w:proofErr w:type="spellStart"/>
-      <w:r>
-        <w:rPr>
-          <w:rFonts w:cs="Arial"/>
-          <w:color w:val="000000"/>
-          <w:sz w:val="22"/>
-          <w:szCs w:val="22"/>
-        </w:rPr>
-        <w:t>τριες</w:t>
-      </w:r>
-      <w:proofErr w:type="spellEnd"/>
       <w:r>
         <w:rPr>
           <w:rFonts w:cs="Arial"/>
@@ -1013,7 +966,6 @@
           <w:szCs w:val="22"/>
         </w:rPr>
       </w:pPr>
-      <w:proofErr w:type="spellStart"/>
       <w:r>
         <w:rPr>
           <w:sz w:val="22"/>
@@ -1022,7 +974,6 @@
         </w:rPr>
         <w:t>NetSupport</w:t>
       </w:r>
-      <w:proofErr w:type="spellEnd"/>
     </w:p>
     <w:p>
       <w:pPr>
@@ -1169,10 +1120,10 @@
       </w:tblPr>
       <w:tblGrid>
         <w:gridCol w:w="1354"/>
-        <w:gridCol w:w="3608"/>
+        <w:gridCol w:w="3276"/>
         <w:gridCol w:w="910"/>
         <w:gridCol w:w="1852"/>
-        <w:gridCol w:w="2373"/>
+        <w:gridCol w:w="2705"/>
       </w:tblGrid>
       <w:tr>
         <w:trPr>
@@ -1487,7 +1438,6 @@
               </w:rPr>
               <w:t xml:space="preserve">χρήση του αρχείου </w:t>
             </w:r>
-            <w:proofErr w:type="spellStart"/>
             <w:r>
               <w:rPr>
                 <w:rFonts w:cs="Arial"/>
@@ -1496,18 +1446,7 @@
                 <w:color w:val="000000"/>
                 <w:szCs w:val="20"/>
               </w:rPr>
-              <w:t>Αφόρμιση</w:t>
-            </w:r>
-            <w:proofErr w:type="spellEnd"/>
-            <w:r>
-              <w:rPr>
-                <w:rFonts w:cs="Arial"/>
-                <w:b/>
-                <w:bCs/>
-                <w:color w:val="000000"/>
-                <w:szCs w:val="20"/>
-              </w:rPr>
-              <w:t xml:space="preserve"> - Αλλαγή Ώρας Εκδρομής</w:t>
+              <w:t>Αφόρμιση - Αλλαγή Ώρας Εκδρομής</w:t>
             </w:r>
             <w:r>
               <w:rPr>
@@ -1946,7 +1885,6 @@
               </w:rPr>
               <w:t xml:space="preserve">Αρχείο </w:t>
             </w:r>
-            <w:proofErr w:type="spellStart"/>
             <w:r>
               <w:rPr>
                 <w:rFonts w:cs="Arial"/>
@@ -1955,9 +1893,8 @@
                 <w:color w:val="000000"/>
                 <w:szCs w:val="20"/>
               </w:rPr>
-              <w:t>Αφόρμιση</w:t>
-            </w:r>
-            <w:proofErr w:type="spellEnd"/>
+              <w:t>Αφόρμιση - Αλλαγή Ώρας Εκδρομής</w:t>
+            </w:r>
             <w:r>
               <w:rPr>
                 <w:rFonts w:cs="Arial"/>
@@ -1966,7 +1903,7 @@
                 <w:color w:val="000000"/>
                 <w:szCs w:val="20"/>
               </w:rPr>
-              <w:t xml:space="preserve"> - Αλλαγή Ώρας Εκδρομής</w:t>
+              <w:t>.</w:t>
             </w:r>
             <w:r>
               <w:rPr>
@@ -1975,22 +1912,10 @@
                 <w:bCs/>
                 <w:color w:val="000000"/>
                 <w:szCs w:val="20"/>
-              </w:rPr>
-              <w:t>.</w:t>
-            </w:r>
-            <w:proofErr w:type="spellStart"/>
-            <w:r>
-              <w:rPr>
-                <w:rFonts w:cs="Arial"/>
-                <w:b/>
-                <w:bCs/>
-                <w:color w:val="000000"/>
-                <w:szCs w:val="20"/>
                 <w:lang w:val="en-US"/>
               </w:rPr>
               <w:t>erjq</w:t>
             </w:r>
-            <w:proofErr w:type="spellEnd"/>
           </w:p>
           <w:p>
             <w:pPr>
@@ -2097,7 +2022,15 @@
                 <w:color w:val="000000"/>
                 <w:szCs w:val="20"/>
               </w:rPr>
-              <w:t xml:space="preserve">Ο εκπαιδευτικός </w:t>
+              <w:t>Ο εκπαιδευτικός</w:t>
+            </w:r>
+            <w:r>
+              <w:rPr>
+                <w:rFonts w:cs="Arial"/>
+                <w:color w:val="000000"/>
+                <w:szCs w:val="20"/>
+              </w:rPr>
+              <w:t xml:space="preserve"> </w:t>
             </w:r>
             <w:r>
               <w:rPr>
@@ -2179,30 +2112,6 @@
                 <w:color w:val="000000"/>
                 <w:szCs w:val="20"/>
               </w:rPr>
-              <w:t xml:space="preserve"> που θα χρησιμοποιηθεί για την επίδειξη των σημερινών στόχων του μαθήματος</w:t>
-            </w:r>
-            <w:r>
-              <w:rPr>
-                <w:rFonts w:cs="Arial"/>
-                <w:color w:val="000000"/>
-                <w:szCs w:val="20"/>
-              </w:rPr>
-              <w:t xml:space="preserve">. Ο </w:t>
-            </w:r>
-            <w:r>
-              <w:rPr>
-                <w:rFonts w:cs="Arial"/>
-                <w:color w:val="000000"/>
-                <w:szCs w:val="20"/>
-              </w:rPr>
-              <w:t>εκπαιδευτικός</w:t>
-            </w:r>
-            <w:r>
-              <w:rPr>
-                <w:rFonts w:cs="Arial"/>
-                <w:color w:val="000000"/>
-                <w:szCs w:val="20"/>
-              </w:rPr>
               <w:t xml:space="preserve"> </w:t>
             </w:r>
             <w:r>
@@ -2211,18 +2120,16 @@
                 <w:color w:val="000000"/>
                 <w:szCs w:val="20"/>
               </w:rPr>
-              <w:t xml:space="preserve">μέσω του </w:t>
-            </w:r>
-            <w:proofErr w:type="spellStart"/>
-            <w:r>
-              <w:rPr>
-                <w:rFonts w:cs="Arial"/>
-                <w:color w:val="000000"/>
-                <w:szCs w:val="20"/>
-              </w:rPr>
-              <w:t>NetSupport</w:t>
-            </w:r>
-            <w:proofErr w:type="spellEnd"/>
+              <w:t xml:space="preserve">και </w:t>
+            </w:r>
+            <w:r>
+              <w:rPr>
+                <w:rFonts w:cs="Arial"/>
+                <w:color w:val="000000"/>
+                <w:szCs w:val="20"/>
+              </w:rPr>
+              <w:t>μέσω του NetSupport</w:t>
+            </w:r>
             <w:r>
               <w:rPr>
                 <w:rFonts w:cs="Arial"/>
@@ -2551,6 +2458,27 @@
             <w:r>
               <w:rPr>
                 <w:rFonts w:cs="Arial"/>
+                <w:b/>
+                <w:bCs/>
+                <w:color w:val="000000"/>
+                <w:szCs w:val="20"/>
+              </w:rPr>
+              <w:t>.</w:t>
+            </w:r>
+            <w:r>
+              <w:rPr>
+                <w:rFonts w:cs="Arial"/>
+                <w:b/>
+                <w:bCs/>
+                <w:color w:val="000000"/>
+                <w:szCs w:val="20"/>
+                <w:lang w:val="en-US"/>
+              </w:rPr>
+              <w:t>pptx</w:t>
+            </w:r>
+            <w:r>
+              <w:rPr>
+                <w:rFonts w:cs="Arial"/>
                 <w:color w:val="000000"/>
                 <w:szCs w:val="20"/>
               </w:rPr>
@@ -2573,7 +2501,6 @@
                 <w:szCs w:val="20"/>
               </w:rPr>
             </w:pPr>
-            <w:proofErr w:type="spellStart"/>
             <w:r>
               <w:rPr>
                 <w:rFonts w:cs="Arial"/>
@@ -2582,7 +2509,6 @@
               </w:rPr>
               <w:t>NetSupport</w:t>
             </w:r>
-            <w:proofErr w:type="spellEnd"/>
           </w:p>
           <w:p>
             <w:pPr>
@@ -2694,14 +2620,14 @@
                 <w:rFonts w:cs="Arial"/>
                 <w:szCs w:val="20"/>
               </w:rPr>
-              <w:t xml:space="preserve"> </w:t>
-            </w:r>
-            <w:r>
-              <w:rPr>
-                <w:rFonts w:cs="Arial"/>
-                <w:szCs w:val="20"/>
-              </w:rPr>
-              <w:t xml:space="preserve">αναμένει μια μικρή σύγχυση μέχρι οι μαθητές να ενωθούν αρχικά στο προσωπικό τους </w:t>
+              <w:t xml:space="preserve"> ζητά από τους μαθητές </w:t>
+            </w:r>
+            <w:r>
+              <w:rPr>
+                <w:rFonts w:cs="Arial"/>
+                <w:szCs w:val="20"/>
+              </w:rPr>
+              <w:t xml:space="preserve">να ενωθούν αρχικά στο προσωπικό τους </w:t>
             </w:r>
             <w:r>
               <w:rPr>
@@ -2716,7 +2642,49 @@
                 <w:rFonts w:cs="Arial"/>
                 <w:szCs w:val="20"/>
               </w:rPr>
-              <w:t xml:space="preserve"> και υπολογίζει να πάρει περίπου </w:t>
+              <w:t>.</w:t>
+            </w:r>
+            <w:r>
+              <w:rPr>
+                <w:rFonts w:cs="Arial"/>
+                <w:szCs w:val="20"/>
+              </w:rPr>
+              <w:t xml:space="preserve"> Σε αυτό το στάδιο α</w:t>
+            </w:r>
+            <w:r>
+              <w:rPr>
+                <w:rFonts w:cs="Arial"/>
+                <w:szCs w:val="20"/>
+              </w:rPr>
+              <w:t>ναμένε</w:t>
+            </w:r>
+            <w:r>
+              <w:rPr>
+                <w:rFonts w:cs="Arial"/>
+                <w:szCs w:val="20"/>
+              </w:rPr>
+              <w:t>ται</w:t>
+            </w:r>
+            <w:r>
+              <w:rPr>
+                <w:rFonts w:cs="Arial"/>
+                <w:szCs w:val="20"/>
+              </w:rPr>
+              <w:t xml:space="preserve"> μια μικρή σύγχυση </w:t>
+            </w:r>
+            <w:r>
+              <w:rPr>
+                <w:rFonts w:cs="Arial"/>
+                <w:szCs w:val="20"/>
+              </w:rPr>
+              <w:t>που</w:t>
+            </w:r>
+            <w:r>
+              <w:rPr>
+                <w:rFonts w:cs="Arial"/>
+                <w:szCs w:val="20"/>
+              </w:rPr>
+              <w:t xml:space="preserve"> υπολογίζει να πάρει περίπου </w:t>
             </w:r>
             <w:r>
               <w:rPr>
@@ -2754,7 +2722,6 @@
               <w:rPr>
                 <w:rFonts w:cs="Arial"/>
                 <w:szCs w:val="20"/>
-                <w:lang w:val="en-US"/>
               </w:rPr>
             </w:pPr>
             <w:r>
@@ -2771,7 +2738,16 @@
                 <w:bCs/>
                 <w:szCs w:val="20"/>
               </w:rPr>
-              <w:t>A5.2 Μ2 - Φύλλο Εργασίας.docx</w:t>
+              <w:t>A5.2 Μ2 - Φύλλο Εργασίας - Εμπέδωσης</w:t>
+            </w:r>
+            <w:r>
+              <w:rPr>
+                <w:rFonts w:cs="Arial"/>
+                <w:b/>
+                <w:bCs/>
+                <w:szCs w:val="20"/>
+              </w:rPr>
+              <w:t>.docx</w:t>
             </w:r>
           </w:p>
           <w:p>
@@ -2882,23 +2858,42 @@
                 <w:color w:val="000000"/>
                 <w:szCs w:val="20"/>
               </w:rPr>
-              <w:t>«Άσκηση Πρόκληση»</w:t>
-            </w:r>
-            <w:r>
-              <w:rPr>
-                <w:rFonts w:cs="Arial"/>
-                <w:color w:val="000000"/>
-                <w:szCs w:val="20"/>
-              </w:rPr>
-              <w:t xml:space="preserve"> </w:t>
-            </w:r>
-            <w:r>
-              <w:rPr>
-                <w:rFonts w:cs="Arial"/>
-                <w:color w:val="000000"/>
-                <w:szCs w:val="20"/>
-              </w:rPr>
-              <w:t>του ιδίου φύλλου.</w:t>
+              <w:t>«</w:t>
+            </w:r>
+            <w:r>
+              <w:rPr>
+                <w:rFonts w:cs="Arial"/>
+                <w:b/>
+                <w:bCs/>
+                <w:color w:val="000000"/>
+                <w:szCs w:val="20"/>
+              </w:rPr>
+              <w:t>Άσκηση Πρόκληση</w:t>
+            </w:r>
+            <w:r>
+              <w:rPr>
+                <w:rFonts w:cs="Arial"/>
+                <w:color w:val="000000"/>
+                <w:szCs w:val="20"/>
+              </w:rPr>
+              <w:t xml:space="preserve">» </w:t>
+            </w:r>
+            <w:r>
+              <w:rPr>
+                <w:rFonts w:cs="Arial"/>
+                <w:color w:val="000000"/>
+                <w:szCs w:val="20"/>
+              </w:rPr>
+              <w:t xml:space="preserve">του </w:t>
+            </w:r>
+            <w:r>
+              <w:rPr>
+                <w:rFonts w:cs="Arial"/>
+                <w:color w:val="000000"/>
+                <w:szCs w:val="20"/>
+              </w:rPr>
+              <w:lastRenderedPageBreak/>
+              <w:t>ιδίου φύλλου.</w:t>
             </w:r>
           </w:p>
           <w:p>
@@ -2934,6 +2929,7 @@
                 <w:color w:val="000000"/>
                 <w:szCs w:val="20"/>
               </w:rPr>
+              <w:lastRenderedPageBreak/>
               <w:t>κ3,κ7</w:t>
             </w:r>
           </w:p>
@@ -3054,7 +3050,16 @@
                 <w:bCs/>
                 <w:szCs w:val="20"/>
               </w:rPr>
-              <w:t>A5.2 Μ2 - Φύλλο Εργασίας.docx</w:t>
+              <w:t>A5.2 Μ2 - Φύλλο Εργασίας - Εμπέδωσης</w:t>
+            </w:r>
+            <w:r>
+              <w:rPr>
+                <w:rFonts w:cs="Arial"/>
+                <w:b/>
+                <w:bCs/>
+                <w:szCs w:val="20"/>
+              </w:rPr>
+              <w:t>.docx</w:t>
             </w:r>
           </w:p>
         </w:tc>
@@ -3085,6 +3090,7 @@
                 <w:color w:val="000000"/>
                 <w:szCs w:val="20"/>
               </w:rPr>
+              <w:lastRenderedPageBreak/>
               <w:t>Αξιολόγηση</w:t>
             </w:r>
             <w:r>
@@ -3178,14 +3184,6 @@
             <w:r>
               <w:rPr>
                 <w:rFonts w:cs="Arial"/>
-                <w:color w:val="000000"/>
-                <w:szCs w:val="20"/>
-              </w:rPr>
-              <w:t>(</w:t>
-            </w:r>
-            <w:r>
-              <w:rPr>
-                <w:rFonts w:cs="Arial"/>
                 <w:b/>
                 <w:bCs/>
                 <w:szCs w:val="20"/>
@@ -3195,15 +3193,6 @@
             <w:r>
               <w:rPr>
                 <w:rFonts w:cs="Arial"/>
-                <w:b/>
-                <w:bCs/>
-                <w:szCs w:val="20"/>
-              </w:rPr>
-              <w:t>)</w:t>
-            </w:r>
-            <w:r>
-              <w:rPr>
-                <w:rFonts w:cs="Arial"/>
                 <w:color w:val="000000"/>
                 <w:szCs w:val="20"/>
               </w:rPr>
@@ -3264,7 +3253,6 @@
                 <w:color w:val="000000"/>
                 <w:szCs w:val="20"/>
               </w:rPr>
-              <w:lastRenderedPageBreak/>
               <w:t>με χρήση του</w:t>
             </w:r>
             <w:r>
@@ -3413,7 +3401,6 @@
                 <w:color w:val="000000"/>
                 <w:szCs w:val="20"/>
               </w:rPr>
-              <w:lastRenderedPageBreak/>
               <w:t>κ7</w:t>
             </w:r>
           </w:p>
@@ -3531,7 +3518,6 @@
                 <w:color w:val="000000"/>
                 <w:szCs w:val="20"/>
               </w:rPr>
-              <w:lastRenderedPageBreak/>
               <w:t>H/Y μαθητών</w:t>
             </w:r>
           </w:p>
@@ -3562,6 +3548,8 @@
             <w:r>
               <w:rPr>
                 <w:rFonts w:cs="Arial"/>
+                <w:b/>
+                <w:bCs/>
                 <w:color w:val="000000"/>
                 <w:szCs w:val="20"/>
               </w:rPr>
@@ -3631,7 +3619,6 @@
                 <w:color w:val="000000"/>
                 <w:szCs w:val="20"/>
               </w:rPr>
-              <w:lastRenderedPageBreak/>
               <w:t>Σύνοψη</w:t>
             </w:r>
             <w:r>
@@ -3696,6 +3683,197 @@
               </w:rPr>
               <w:t>.</w:t>
             </w:r>
+            <w:r>
+              <w:rPr>
+                <w:rFonts w:cs="Arial"/>
+                <w:color w:val="000000"/>
+                <w:szCs w:val="20"/>
+              </w:rPr>
+              <w:t xml:space="preserve"> </w:t>
+            </w:r>
+            <w:r>
+              <w:rPr>
+                <w:rFonts w:cs="Arial"/>
+                <w:color w:val="000000"/>
+                <w:szCs w:val="20"/>
+              </w:rPr>
+              <w:t>Μετά ο</w:t>
+            </w:r>
+            <w:r>
+              <w:rPr>
+                <w:rFonts w:cs="Arial"/>
+                <w:color w:val="000000"/>
+                <w:szCs w:val="20"/>
+              </w:rPr>
+              <w:t xml:space="preserve">ι μαθητές </w:t>
+            </w:r>
+            <w:r>
+              <w:rPr>
+                <w:rFonts w:cs="Arial"/>
+                <w:color w:val="000000"/>
+                <w:szCs w:val="20"/>
+              </w:rPr>
+              <w:t>καλούνται</w:t>
+            </w:r>
+            <w:r>
+              <w:rPr>
+                <w:rFonts w:cs="Arial"/>
+                <w:color w:val="000000"/>
+                <w:szCs w:val="20"/>
+              </w:rPr>
+              <w:t xml:space="preserve"> να συμπληρώσουν </w:t>
+            </w:r>
+            <w:r>
+              <w:rPr>
+                <w:rFonts w:cs="Arial"/>
+                <w:i/>
+                <w:iCs/>
+                <w:color w:val="000000"/>
+                <w:szCs w:val="20"/>
+              </w:rPr>
+              <w:t>ένα διαδραστικό HTML app που θα βοηθ</w:t>
+            </w:r>
+            <w:r>
+              <w:rPr>
+                <w:rFonts w:cs="Arial"/>
+                <w:i/>
+                <w:iCs/>
+                <w:color w:val="000000"/>
+                <w:szCs w:val="20"/>
+              </w:rPr>
+              <w:t>ήσει</w:t>
+            </w:r>
+            <w:r>
+              <w:rPr>
+                <w:rFonts w:cs="Arial"/>
+                <w:i/>
+                <w:iCs/>
+                <w:color w:val="000000"/>
+                <w:szCs w:val="20"/>
+              </w:rPr>
+              <w:t xml:space="preserve"> τον εκπαιδευτικό να εντοπίζει τι κατανόησαν οι μαθητές και πού χρειάζονται υποστήριξη.</w:t>
+            </w:r>
+            <w:r>
+              <w:rPr>
+                <w:rFonts w:cs="Arial"/>
+                <w:i/>
+                <w:iCs/>
+                <w:color w:val="000000"/>
+                <w:szCs w:val="20"/>
+              </w:rPr>
+              <w:t xml:space="preserve"> Τα εργαλείο παρέχει άμεση </w:t>
+            </w:r>
+            <w:r>
+              <w:rPr>
+                <w:rFonts w:cs="Arial"/>
+                <w:i/>
+                <w:iCs/>
+                <w:color w:val="000000"/>
+                <w:szCs w:val="20"/>
+              </w:rPr>
+              <w:t>ανατροφοδότηση</w:t>
+            </w:r>
+            <w:r>
+              <w:rPr>
+                <w:rFonts w:cs="Arial"/>
+                <w:i/>
+                <w:iCs/>
+                <w:color w:val="000000"/>
+                <w:szCs w:val="20"/>
+              </w:rPr>
+              <w:t xml:space="preserve"> στο </w:t>
+            </w:r>
+            <w:r>
+              <w:rPr>
+                <w:rFonts w:cs="Arial"/>
+                <w:i/>
+                <w:iCs/>
+                <w:color w:val="000000"/>
+                <w:szCs w:val="20"/>
+              </w:rPr>
+              <w:t>μαθητή</w:t>
+            </w:r>
+            <w:r>
+              <w:rPr>
+                <w:rFonts w:cs="Arial"/>
+                <w:i/>
+                <w:iCs/>
+                <w:color w:val="000000"/>
+                <w:szCs w:val="20"/>
+              </w:rPr>
+              <w:t xml:space="preserve"> και τα αποτελέσματα </w:t>
+            </w:r>
+            <w:r>
+              <w:rPr>
+                <w:rFonts w:cs="Arial"/>
+                <w:i/>
+                <w:iCs/>
+                <w:color w:val="000000"/>
+                <w:szCs w:val="20"/>
+              </w:rPr>
+              <w:t xml:space="preserve">θα </w:t>
+            </w:r>
+            <w:r>
+              <w:rPr>
+                <w:rFonts w:cs="Arial"/>
+                <w:i/>
+                <w:iCs/>
+                <w:color w:val="000000"/>
+                <w:szCs w:val="20"/>
+              </w:rPr>
+              <w:t>αποθηκεύονται</w:t>
+            </w:r>
+            <w:r>
+              <w:rPr>
+                <w:rFonts w:cs="Arial"/>
+                <w:i/>
+                <w:iCs/>
+                <w:color w:val="000000"/>
+                <w:szCs w:val="20"/>
+              </w:rPr>
+              <w:t xml:space="preserve"> σε P</w:t>
+            </w:r>
+            <w:r>
+              <w:rPr>
+                <w:rFonts w:cs="Arial"/>
+                <w:i/>
+                <w:iCs/>
+                <w:color w:val="000000"/>
+                <w:szCs w:val="20"/>
+                <w:lang w:val="en-US"/>
+              </w:rPr>
+              <w:t>DF</w:t>
+            </w:r>
+            <w:r>
+              <w:rPr>
+                <w:rFonts w:cs="Arial"/>
+                <w:i/>
+                <w:iCs/>
+                <w:color w:val="000000"/>
+                <w:szCs w:val="20"/>
+              </w:rPr>
+              <w:t xml:space="preserve"> </w:t>
+            </w:r>
+            <w:r>
+              <w:rPr>
+                <w:rFonts w:cs="Arial"/>
+                <w:i/>
+                <w:iCs/>
+                <w:color w:val="000000"/>
+                <w:szCs w:val="20"/>
+              </w:rPr>
+              <w:t>για περεταίρω αξιολόγηση από τον εκπαιδευτικό.</w:t>
+            </w:r>
+            <w:r>
+              <w:rPr>
+                <w:rFonts w:cs="Arial"/>
+                <w:i/>
+                <w:iCs/>
+                <w:color w:val="000000"/>
+                <w:szCs w:val="20"/>
+              </w:rPr>
+              <w:t xml:space="preserve"> </w:t>
+            </w:r>
           </w:p>
         </w:tc>
         <w:tc>
@@ -3807,6 +3985,46 @@
                 <w:szCs w:val="20"/>
               </w:rPr>
               <w:t>ptx</w:t>
+            </w:r>
+          </w:p>
+          <w:p>
+            <w:pPr>
+              <w:numPr>
+                <w:ilvl w:val="0"/>
+                <w:numId w:val="5"/>
+              </w:numPr>
+              <w:tabs>
+                <w:tab w:val="num" w:pos="330"/>
+              </w:tabs>
+              <w:ind w:left="330" w:hanging="220"/>
+              <w:rPr>
+                <w:rFonts w:cs="Arial"/>
+                <w:color w:val="000000"/>
+                <w:szCs w:val="20"/>
+                <w:lang w:val="en-GB"/>
+              </w:rPr>
+            </w:pPr>
+            <w:r>
+              <w:rPr>
+                <w:rFonts w:cs="Arial"/>
+                <w:b/>
+                <w:bCs/>
+                <w:color w:val="000000"/>
+                <w:szCs w:val="20"/>
+                <w:lang w:val="en-US"/>
+              </w:rPr>
+              <w:t xml:space="preserve">Html app </w:t>
+            </w:r>
+            <w:r>
+              <w:rPr>
+                <w:rFonts w:cs="Arial"/>
+                <w:b/>
+                <w:bCs/>
+                <w:color w:val="000000"/>
+                <w:szCs w:val="20"/>
+                <w:lang w:val="en-US"/>
+              </w:rPr>
+              <w:t>A5_2_M2_Feedback.html</w:t>
             </w:r>
           </w:p>
         </w:tc>
